--- a/docs/service/JOBWORK_API_REFERENCE.docx
+++ b/docs/service/JOBWORK_API_REFERENCE.docx
@@ -228,7 +228,7 @@
                 <w:color w:val="1A1A1A"/>
                 <w:sz w:val="19"/>
               </w:rPr>
-              <w:t>2026-09-23</w:t>
+              <w:t>2026-09-28</w:t>
             </w:r>
           </w:p>
         </w:tc>
@@ -13087,7 +13087,7 @@
         <w:color w:val="555555"/>
         <w:sz w:val="16"/>
       </w:rPr>
-      <w:t>KairoX ERP · Job Work (outsourcing) · API Reference · generated 2026-09-23</w:t>
+      <w:t>KairoX ERP · Job Work (outsourcing) · API Reference · generated 2026-09-28</w:t>
     </w:r>
   </w:p>
 </w:ftr>
